--- a/research/build/draft-reference.docx
+++ b/research/build/draft-reference.docx
@@ -21,13 +21,15 @@
       <w:ind w:firstLine="0"/>
       <w:jc w:val="center"/>
     </w:pPr>
-    <w:r>
-      <w:rPr>
-        <w:rFonts w:ascii="Times New Roman" w:hAnsi="Times New Roman"/>
-        <w:sz w:val="24"/>
-      </w:rPr>
-      <w:fldSimple w:instr="PAGE"/>
-    </w:r>
+    <w:fldSimple w:instr="PAGE">
+      <w:r>
+        <w:rPr>
+          <w:rFonts w:ascii="Times New Roman" w:hAnsi="Times New Roman"/>
+          <w:sz w:val="24"/>
+        </w:rPr>
+        <w:t>2</w:t>
+      </w:r>
+    </w:fldSimple>
   </w:p>
 </w:ftr>
 </file>
